--- a/content/topic-08-data-vs-emotion/kepu-8.5-transparency/copy.docx
+++ b/content/topic-08-data-vs-emotion/kepu-8.5-transparency/copy.docx
@@ -16,7 +16,7 @@
         <w:pStyle w:val="MdParagraph"/>
       </w:pPr>
       <w:r>
-        <w:t xml:space="preserve">在追求美麗與健康的旅程中，我們常常被各種產品的華麗詞藻所吸引。然而，真正的智慧在於穿透表象，理解產品背後的科學原理。這不僅是為了做出更明智的選擇，更是對自己身體的負責。當妳了解了「內在肌膚」微環境的運作機制，以及產品如何與之互動，妳就擁有了真正的「透明資訊」，這份透明將賦予妳前所未有的安心與自由。</w:t>
+        <w:t>產品文案總是寫得很美——「深層修復」「溫和淨化」，聽起來無可挑剔，卻很少說明「為什麼」。真正的智慧，在於穿透這些華麗詞藻，理解產品背後真正的科學原理。這不只是為了做出更明智的選擇，更是對自己身體的負責。當妳了解「內在肌膚」微環境的運作機制，以及產品實際如何與之互動，就擁有了真正的「透明資訊」——這份透明，才是安心與自由的來源。</w:t>
       </w:r>
     </w:p>
     <w:p>
